--- a/CMA_B1_Ch14_Handouts.docx
+++ b/CMA_B1_Ch14_Handouts.docx
@@ -14,7 +14,7 @@
           <w:sz w:val="40"/>
           <w:szCs w:val="40"/>
         </w:rPr>
-        <w:t xml:space="preserve">Handout 14.1 · Section 14.1</w:t>
+        <w:t xml:space="preserve">Handout 14.1 · What is a lease?</w:t>
       </w:r>
     </w:p>
     <w:p>
@@ -3538,7 +3538,7 @@
           <w:sz w:val="40"/>
           <w:szCs w:val="40"/>
         </w:rPr>
-        <w:t xml:space="preserve">Handout 14.2 · Section 14.2</w:t>
+        <w:t xml:space="preserve">Handout 14.2 · Finance or operating? The five criteria</w:t>
       </w:r>
     </w:p>
     <w:p>
@@ -6640,7 +6640,7 @@
           <w:sz w:val="40"/>
           <w:szCs w:val="40"/>
         </w:rPr>
-        <w:t xml:space="preserve">Handout 14.3 · Section 14.3</w:t>
+        <w:t xml:space="preserve">Handout 14.3 · Initial measurement</w:t>
       </w:r>
     </w:p>
     <w:p>
@@ -9192,7 +9192,7 @@
           <w:sz w:val="40"/>
           <w:szCs w:val="40"/>
         </w:rPr>
-        <w:t xml:space="preserve">Handout 14.4 · Sections 14.4, 14.6</w:t>
+        <w:t xml:space="preserve">Handout 14.4 · Subsequent measurement: two expense patterns · and 1 more section</w:t>
       </w:r>
     </w:p>
     <w:p>
@@ -14055,7 +14055,7 @@
               <w:sz w:val="16"/>
               <w:szCs w:val="16"/>
             </w:rPr>
-            <w:t xml:space="preserve">Handout 14.1 · Section 14.1</w:t>
+            <w:t xml:space="preserve">Handout 14.1 · What is a lease?</w:t>
           </w:r>
         </w:p>
       </w:tc>
@@ -14146,7 +14146,7 @@
               <w:sz w:val="16"/>
               <w:szCs w:val="16"/>
             </w:rPr>
-            <w:t xml:space="preserve">Handout 14.2 · Section 14.2</w:t>
+            <w:t xml:space="preserve">Handout 14.2 · Finance or operating? The five criteria</w:t>
           </w:r>
         </w:p>
       </w:tc>
@@ -14237,7 +14237,7 @@
               <w:sz w:val="16"/>
               <w:szCs w:val="16"/>
             </w:rPr>
-            <w:t xml:space="preserve">Handout 14.3 · Section 14.3</w:t>
+            <w:t xml:space="preserve">Handout 14.3 · Initial measurement</w:t>
           </w:r>
         </w:p>
       </w:tc>
@@ -14328,7 +14328,7 @@
               <w:sz w:val="16"/>
               <w:szCs w:val="16"/>
             </w:rPr>
-            <w:t xml:space="preserve">Handout 14.4 · Sections 14.4, 14.6</w:t>
+            <w:t xml:space="preserve">Handout 14.4 · Subsequent measurement: two expense patterns · and 1 more section</w:t>
           </w:r>
         </w:p>
       </w:tc>
